--- a/Revised_KB_Documents/Internal/Fix most SCCM Errors.docx
+++ b/Revised_KB_Documents/Internal/Fix most SCCM Errors.docx
@@ -683,7 +683,7 @@
             <w:color w:val="0000FF"/>
             <w:u w:val="single"/>
           </w:rPr>
-          <w:t>https://docs.microsoft.com/en-us/sccm/core/understand/introduction</w:t>
+          <w:t>SCCM Software Center</w:t>
         </w:r>
       </w:hyperlink>
     </w:p>
